--- a/BSCapFloor/BSCapFloor 평가로직 설명서.docx
+++ b/BSCapFloor/BSCapFloor 평가로직 설명서.docx
@@ -12,10 +12,20 @@
       </w:pPr>
       <w:r>
         <w:rPr>
+          <w:rFonts w:hint="eastAsia"/>
           <w:b/>
           <w:sz w:val="24"/>
         </w:rPr>
-        <w:t xml:space="preserve">CDS </w:t>
+        <w:t>Black Cap Floor</w:t>
+      </w:r>
+      <w:bookmarkStart w:id="0" w:name="_GoBack"/>
+      <w:bookmarkEnd w:id="0"/>
+      <w:r>
+        <w:rPr>
+          <w:b/>
+          <w:sz w:val="24"/>
+        </w:rPr>
+        <w:t xml:space="preserve"> </w:t>
       </w:r>
       <w:r>
         <w:rPr>
@@ -1370,7 +1380,6 @@
     <w:p>
       <w:pPr>
         <w:rPr>
-          <w:rFonts w:hint="eastAsia"/>
           <w:iCs/>
         </w:rPr>
       </w:pPr>
@@ -2179,13 +2188,7 @@
                           <w:rPr>
                             <w:rFonts w:ascii="Cambria Math" w:hAnsi="Cambria Math"/>
                           </w:rPr>
-                          <m:t>-</m:t>
-                        </m:r>
-                        <m:r>
-                          <w:rPr>
-                            <w:rFonts w:ascii="Cambria Math" w:hAnsi="Cambria Math"/>
-                          </w:rPr>
-                          <m:t>d</m:t>
+                          <m:t>-d</m:t>
                         </m:r>
                       </m:e>
                       <m:sub>
@@ -2203,13 +2206,7 @@
                   <w:rPr>
                     <w:rFonts w:ascii="Cambria Math" w:hAnsi="Cambria Math"/>
                   </w:rPr>
-                  <m:t>+</m:t>
-                </m:r>
-                <m:r>
-                  <w:rPr>
-                    <w:rFonts w:ascii="Cambria Math" w:hAnsi="Cambria Math"/>
-                  </w:rPr>
-                  <m:t>XN</m:t>
+                  <m:t>+XN</m:t>
                 </m:r>
                 <m:d>
                   <m:dPr>
@@ -2266,8 +2263,6 @@
         <w:pStyle w:val="a3"/>
         <w:ind w:leftChars="0" w:left="760"/>
       </w:pPr>
-      <w:bookmarkStart w:id="0" w:name="_GoBack"/>
-      <w:bookmarkEnd w:id="0"/>
     </w:p>
     <w:sectPr>
       <w:pgSz w:w="11906" w:h="16838"/>
